--- a/after-the-workshop.docx
+++ b/after-the-workshop.docx
@@ -57,7 +57,7 @@
     </w:p>
     <w:p>
       <w:r>
-        <w:pict w14:anchorId="74E2F8FA">
+        <w:pict w14:anchorId="37014F98">
           <v:rect id="_x0000_i1025" style="width:0;height:1.5pt" o:hralign="center" o:hrstd="t" o:hr="t"/>
         </w:pict>
       </w:r>
@@ -751,7 +751,7 @@
     </w:p>
     <w:p>
       <w:r>
-        <w:pict w14:anchorId="42768BE0">
+        <w:pict w14:anchorId="485745BF">
           <v:rect id="_x0000_i1026" style="width:0;height:1.5pt" o:hralign="center" o:hrstd="t" o:hr="t"/>
         </w:pict>
       </w:r>
@@ -1003,7 +1003,7 @@
     </w:p>
     <w:p>
       <w:r>
-        <w:pict w14:anchorId="58E0F05B">
+        <w:pict w14:anchorId="571B8DD2">
           <v:rect id="_x0000_i1027" style="width:0;height:1.5pt" o:hralign="center" o:hrstd="t" o:hr="t"/>
         </w:pict>
       </w:r>
@@ -1649,7 +1649,7 @@
     </w:p>
     <w:p>
       <w:r>
-        <w:pict w14:anchorId="4871C70C">
+        <w:pict w14:anchorId="571C9E89">
           <v:rect id="_x0000_i1028" style="width:0;height:1.5pt" o:hralign="center" o:hrstd="t" o:hr="t"/>
         </w:pict>
       </w:r>
@@ -1851,7 +1851,7 @@
   <w:abstractNum w:abstractNumId="0" w15:restartNumberingAfterBreak="0">
     <w:nsid w:val="0000A990"/>
     <w:multiLevelType w:val="multilevel"/>
-    <w:tmpl w:val="FA923B68"/>
+    <w:tmpl w:val="D354E18C"/>
     <w:lvl w:ilvl="0">
       <w:numFmt w:val="bullet"/>
       <w:lvlText w:val=" "/>
@@ -1928,7 +1928,7 @@
   <w:abstractNum w:abstractNumId="1" w15:restartNumberingAfterBreak="0">
     <w:nsid w:val="0000A991"/>
     <w:multiLevelType w:val="multilevel"/>
-    <w:tmpl w:val="608C7292"/>
+    <w:tmpl w:val="BA0CD53C"/>
     <w:lvl w:ilvl="0">
       <w:numFmt w:val="bullet"/>
       <w:lvlText w:val=""/>
@@ -2032,7 +2032,7 @@
   <w:abstractNum w:abstractNumId="2" w15:restartNumberingAfterBreak="0">
     <w:nsid w:val="0000A992"/>
     <w:multiLevelType w:val="multilevel"/>
-    <w:tmpl w:val="0E509396"/>
+    <w:tmpl w:val="7FB85A92"/>
     <w:lvl w:ilvl="0">
       <w:numFmt w:val="bullet"/>
       <w:lvlText w:val="☐"/>
@@ -2109,7 +2109,7 @@
   <w:abstractNum w:abstractNumId="3" w15:restartNumberingAfterBreak="0">
     <w:nsid w:val="00A99411"/>
     <w:multiLevelType w:val="multilevel"/>
-    <w:tmpl w:val="5EA8E126"/>
+    <w:tmpl w:val="3BA0E936"/>
     <w:lvl w:ilvl="0">
       <w:start w:val="1"/>
       <w:numFmt w:val="decimal"/>
@@ -2192,34 +2192,34 @@
       </w:pPr>
     </w:lvl>
   </w:abstractNum>
-  <w:num w:numId="1" w16cid:durableId="1387142303">
+  <w:num w:numId="1" w16cid:durableId="1949460877">
     <w:abstractNumId w:val="0"/>
   </w:num>
-  <w:num w:numId="2" w16cid:durableId="551114333">
+  <w:num w:numId="2" w16cid:durableId="1706755641">
     <w:abstractNumId w:val="1"/>
   </w:num>
-  <w:num w:numId="3" w16cid:durableId="1076243913">
+  <w:num w:numId="3" w16cid:durableId="2125727927">
     <w:abstractNumId w:val="1"/>
   </w:num>
-  <w:num w:numId="4" w16cid:durableId="1238321324">
+  <w:num w:numId="4" w16cid:durableId="883563723">
     <w:abstractNumId w:val="1"/>
   </w:num>
-  <w:num w:numId="5" w16cid:durableId="1611669497">
+  <w:num w:numId="5" w16cid:durableId="911623596">
     <w:abstractNumId w:val="1"/>
   </w:num>
-  <w:num w:numId="6" w16cid:durableId="1658462836">
+  <w:num w:numId="6" w16cid:durableId="1048185206">
     <w:abstractNumId w:val="1"/>
   </w:num>
-  <w:num w:numId="7" w16cid:durableId="695808980">
+  <w:num w:numId="7" w16cid:durableId="1932276120">
     <w:abstractNumId w:val="1"/>
   </w:num>
-  <w:num w:numId="8" w16cid:durableId="1163011950">
+  <w:num w:numId="8" w16cid:durableId="144467632">
     <w:abstractNumId w:val="1"/>
   </w:num>
-  <w:num w:numId="9" w16cid:durableId="1394814781">
+  <w:num w:numId="9" w16cid:durableId="930819030">
     <w:abstractNumId w:val="1"/>
   </w:num>
-  <w:num w:numId="10" w16cid:durableId="1634755403">
+  <w:num w:numId="10" w16cid:durableId="411316821">
     <w:abstractNumId w:val="3"/>
     <w:lvlOverride w:ilvl="0">
       <w:startOverride w:val="1"/>
@@ -2249,7 +2249,7 @@
       <w:startOverride w:val="1"/>
     </w:lvlOverride>
   </w:num>
-  <w:num w:numId="11" w16cid:durableId="1414014783">
+  <w:num w:numId="11" w16cid:durableId="360208883">
     <w:abstractNumId w:val="3"/>
     <w:lvlOverride w:ilvl="0">
       <w:startOverride w:val="1"/>
@@ -2279,19 +2279,19 @@
       <w:startOverride w:val="1"/>
     </w:lvlOverride>
   </w:num>
-  <w:num w:numId="12" w16cid:durableId="828904545">
+  <w:num w:numId="12" w16cid:durableId="1726760318">
     <w:abstractNumId w:val="1"/>
   </w:num>
-  <w:num w:numId="13" w16cid:durableId="1725717651">
+  <w:num w:numId="13" w16cid:durableId="1559584472">
     <w:abstractNumId w:val="1"/>
   </w:num>
-  <w:num w:numId="14" w16cid:durableId="823399589">
+  <w:num w:numId="14" w16cid:durableId="199974196">
     <w:abstractNumId w:val="2"/>
   </w:num>
-  <w:num w:numId="15" w16cid:durableId="249851202">
+  <w:num w:numId="15" w16cid:durableId="206844422">
     <w:abstractNumId w:val="2"/>
   </w:num>
-  <w:num w:numId="16" w16cid:durableId="1715692292">
+  <w:num w:numId="16" w16cid:durableId="542863893">
     <w:abstractNumId w:val="2"/>
   </w:num>
 </w:numbering>
@@ -3536,7 +3536,7 @@
     <w:name w:val="header"/>
     <w:basedOn w:val="Normal"/>
     <w:link w:val="HeaderChar"/>
-    <w:rsid w:val="004B6D58"/>
+    <w:rsid w:val="004576C6"/>
     <w:pPr>
       <w:tabs>
         <w:tab w:val="center" w:pos="4513"/>
@@ -3549,7 +3549,7 @@
     <w:name w:val="Header Char"/>
     <w:basedOn w:val="DefaultParagraphFont"/>
     <w:link w:val="Header"/>
-    <w:rsid w:val="004B6D58"/>
+    <w:rsid w:val="004576C6"/>
     <w:rPr>
       <w:rFonts w:ascii="Segoe UI" w:eastAsia="Segoe UI" w:hAnsi="Segoe UI" w:cs="Segoe UI"/>
       <w:color w:val="242424"/>
@@ -3560,7 +3560,7 @@
     <w:name w:val="footer"/>
     <w:basedOn w:val="Normal"/>
     <w:link w:val="FooterChar"/>
-    <w:rsid w:val="004B6D58"/>
+    <w:rsid w:val="004576C6"/>
     <w:pPr>
       <w:tabs>
         <w:tab w:val="center" w:pos="4513"/>
@@ -3573,7 +3573,7 @@
     <w:name w:val="Footer Char"/>
     <w:basedOn w:val="DefaultParagraphFont"/>
     <w:link w:val="Footer"/>
-    <w:rsid w:val="004B6D58"/>
+    <w:rsid w:val="004576C6"/>
     <w:rPr>
       <w:rFonts w:ascii="Segoe UI" w:eastAsia="Segoe UI" w:hAnsi="Segoe UI" w:cs="Segoe UI"/>
       <w:color w:val="242424"/>

--- a/after-the-workshop.docx
+++ b/after-the-workshop.docx
@@ -57,7 +57,7 @@
     </w:p>
     <w:p>
       <w:r>
-        <w:pict w14:anchorId="37014F98">
+        <w:pict w14:anchorId="4858A9A1">
           <v:rect id="_x0000_i1025" style="width:0;height:1.5pt" o:hralign="center" o:hrstd="t" o:hr="t"/>
         </w:pict>
       </w:r>
@@ -751,7 +751,7 @@
     </w:p>
     <w:p>
       <w:r>
-        <w:pict w14:anchorId="485745BF">
+        <w:pict w14:anchorId="0C705909">
           <v:rect id="_x0000_i1026" style="width:0;height:1.5pt" o:hralign="center" o:hrstd="t" o:hr="t"/>
         </w:pict>
       </w:r>
@@ -1003,7 +1003,7 @@
     </w:p>
     <w:p>
       <w:r>
-        <w:pict w14:anchorId="571B8DD2">
+        <w:pict w14:anchorId="4D14760D">
           <v:rect id="_x0000_i1027" style="width:0;height:1.5pt" o:hralign="center" o:hrstd="t" o:hr="t"/>
         </w:pict>
       </w:r>
@@ -1649,7 +1649,7 @@
     </w:p>
     <w:p>
       <w:r>
-        <w:pict w14:anchorId="571C9E89">
+        <w:pict w14:anchorId="2501AB03">
           <v:rect id="_x0000_i1028" style="width:0;height:1.5pt" o:hralign="center" o:hrstd="t" o:hr="t"/>
         </w:pict>
       </w:r>
@@ -1851,7 +1851,7 @@
   <w:abstractNum w:abstractNumId="0" w15:restartNumberingAfterBreak="0">
     <w:nsid w:val="0000A990"/>
     <w:multiLevelType w:val="multilevel"/>
-    <w:tmpl w:val="D354E18C"/>
+    <w:tmpl w:val="481821AA"/>
     <w:lvl w:ilvl="0">
       <w:numFmt w:val="bullet"/>
       <w:lvlText w:val=" "/>
@@ -1928,7 +1928,7 @@
   <w:abstractNum w:abstractNumId="1" w15:restartNumberingAfterBreak="0">
     <w:nsid w:val="0000A991"/>
     <w:multiLevelType w:val="multilevel"/>
-    <w:tmpl w:val="BA0CD53C"/>
+    <w:tmpl w:val="C674EB70"/>
     <w:lvl w:ilvl="0">
       <w:numFmt w:val="bullet"/>
       <w:lvlText w:val=""/>
@@ -2032,7 +2032,7 @@
   <w:abstractNum w:abstractNumId="2" w15:restartNumberingAfterBreak="0">
     <w:nsid w:val="0000A992"/>
     <w:multiLevelType w:val="multilevel"/>
-    <w:tmpl w:val="7FB85A92"/>
+    <w:tmpl w:val="224AD966"/>
     <w:lvl w:ilvl="0">
       <w:numFmt w:val="bullet"/>
       <w:lvlText w:val="☐"/>
@@ -2109,7 +2109,7 @@
   <w:abstractNum w:abstractNumId="3" w15:restartNumberingAfterBreak="0">
     <w:nsid w:val="00A99411"/>
     <w:multiLevelType w:val="multilevel"/>
-    <w:tmpl w:val="3BA0E936"/>
+    <w:tmpl w:val="47FE6700"/>
     <w:lvl w:ilvl="0">
       <w:start w:val="1"/>
       <w:numFmt w:val="decimal"/>
@@ -2192,34 +2192,34 @@
       </w:pPr>
     </w:lvl>
   </w:abstractNum>
-  <w:num w:numId="1" w16cid:durableId="1949460877">
+  <w:num w:numId="1" w16cid:durableId="450520010">
     <w:abstractNumId w:val="0"/>
   </w:num>
-  <w:num w:numId="2" w16cid:durableId="1706755641">
+  <w:num w:numId="2" w16cid:durableId="795873383">
     <w:abstractNumId w:val="1"/>
   </w:num>
-  <w:num w:numId="3" w16cid:durableId="2125727927">
+  <w:num w:numId="3" w16cid:durableId="150951111">
     <w:abstractNumId w:val="1"/>
   </w:num>
-  <w:num w:numId="4" w16cid:durableId="883563723">
+  <w:num w:numId="4" w16cid:durableId="1204487032">
     <w:abstractNumId w:val="1"/>
   </w:num>
-  <w:num w:numId="5" w16cid:durableId="911623596">
+  <w:num w:numId="5" w16cid:durableId="1117067465">
     <w:abstractNumId w:val="1"/>
   </w:num>
-  <w:num w:numId="6" w16cid:durableId="1048185206">
+  <w:num w:numId="6" w16cid:durableId="1782609391">
     <w:abstractNumId w:val="1"/>
   </w:num>
-  <w:num w:numId="7" w16cid:durableId="1932276120">
+  <w:num w:numId="7" w16cid:durableId="1014304630">
     <w:abstractNumId w:val="1"/>
   </w:num>
-  <w:num w:numId="8" w16cid:durableId="144467632">
+  <w:num w:numId="8" w16cid:durableId="82650039">
     <w:abstractNumId w:val="1"/>
   </w:num>
-  <w:num w:numId="9" w16cid:durableId="930819030">
+  <w:num w:numId="9" w16cid:durableId="978269154">
     <w:abstractNumId w:val="1"/>
   </w:num>
-  <w:num w:numId="10" w16cid:durableId="411316821">
+  <w:num w:numId="10" w16cid:durableId="1965889965">
     <w:abstractNumId w:val="3"/>
     <w:lvlOverride w:ilvl="0">
       <w:startOverride w:val="1"/>
@@ -2249,7 +2249,7 @@
       <w:startOverride w:val="1"/>
     </w:lvlOverride>
   </w:num>
-  <w:num w:numId="11" w16cid:durableId="360208883">
+  <w:num w:numId="11" w16cid:durableId="1558467892">
     <w:abstractNumId w:val="3"/>
     <w:lvlOverride w:ilvl="0">
       <w:startOverride w:val="1"/>
@@ -2279,19 +2279,19 @@
       <w:startOverride w:val="1"/>
     </w:lvlOverride>
   </w:num>
-  <w:num w:numId="12" w16cid:durableId="1726760318">
+  <w:num w:numId="12" w16cid:durableId="1184246431">
     <w:abstractNumId w:val="1"/>
   </w:num>
-  <w:num w:numId="13" w16cid:durableId="1559584472">
+  <w:num w:numId="13" w16cid:durableId="176315105">
     <w:abstractNumId w:val="1"/>
   </w:num>
-  <w:num w:numId="14" w16cid:durableId="199974196">
+  <w:num w:numId="14" w16cid:durableId="1600486962">
     <w:abstractNumId w:val="2"/>
   </w:num>
-  <w:num w:numId="15" w16cid:durableId="206844422">
+  <w:num w:numId="15" w16cid:durableId="191846060">
     <w:abstractNumId w:val="2"/>
   </w:num>
-  <w:num w:numId="16" w16cid:durableId="542863893">
+  <w:num w:numId="16" w16cid:durableId="1197739334">
     <w:abstractNumId w:val="2"/>
   </w:num>
 </w:numbering>
@@ -3536,7 +3536,7 @@
     <w:name w:val="header"/>
     <w:basedOn w:val="Normal"/>
     <w:link w:val="HeaderChar"/>
-    <w:rsid w:val="004576C6"/>
+    <w:rsid w:val="00B05F7A"/>
     <w:pPr>
       <w:tabs>
         <w:tab w:val="center" w:pos="4513"/>
@@ -3549,7 +3549,7 @@
     <w:name w:val="Header Char"/>
     <w:basedOn w:val="DefaultParagraphFont"/>
     <w:link w:val="Header"/>
-    <w:rsid w:val="004576C6"/>
+    <w:rsid w:val="00B05F7A"/>
     <w:rPr>
       <w:rFonts w:ascii="Segoe UI" w:eastAsia="Segoe UI" w:hAnsi="Segoe UI" w:cs="Segoe UI"/>
       <w:color w:val="242424"/>
@@ -3560,7 +3560,7 @@
     <w:name w:val="footer"/>
     <w:basedOn w:val="Normal"/>
     <w:link w:val="FooterChar"/>
-    <w:rsid w:val="004576C6"/>
+    <w:rsid w:val="00B05F7A"/>
     <w:pPr>
       <w:tabs>
         <w:tab w:val="center" w:pos="4513"/>
@@ -3573,7 +3573,7 @@
     <w:name w:val="Footer Char"/>
     <w:basedOn w:val="DefaultParagraphFont"/>
     <w:link w:val="Footer"/>
-    <w:rsid w:val="004576C6"/>
+    <w:rsid w:val="00B05F7A"/>
     <w:rPr>
       <w:rFonts w:ascii="Segoe UI" w:eastAsia="Segoe UI" w:hAnsi="Segoe UI" w:cs="Segoe UI"/>
       <w:color w:val="242424"/>
